--- a/01 - Escuela Pass/docs/tdg/word/anexos/10_Informe_de_Pruebas_Metricas_Escuela_Pass.docx
+++ b/01 - Escuela Pass/docs/tdg/word/anexos/10_Informe_de_Pruebas_Metricas_Escuela_Pass.docx
@@ -1538,6 +1538,331 @@
     <w:p>
       <w:r>
         <w:t xml:space="preserve">PDF de prueba E2E: la suite phase7-closure puede generar PDF mínimos válidos con pdfkit bajo uploads/; la variable E2E_KEEP_UPLOAD_FIXTURES=1 conserva artefactos para inspección.</w:t>
+      </w:r>
+    </w:p>
+    <w:p>
+      <w:r>
+        <w:br w:type="page"/>
+      </w:r>
+    </w:p>
+    <w:p>
+      <w:pPr>
+        <w:pStyle w:val="Heading1"/>
+      </w:pPr>
+      <w:r>
+        <w:t>Ampliación documental automatizada (inventario repositorio y producción)</w:t>
+      </w:r>
+    </w:p>
+    <w:p>
+      <w:r>
+        <w:t>Comandos: `npm test` (unit), `npm run test:e2e` (requiere entorno DB preparado por `pretest:e2e`).</w:t>
+      </w:r>
+    </w:p>
+    <w:p/>
+    <w:p>
+      <w:r>
+        <w:t>Rutas HTTP tocadas en E2E (patrones extraídos del archivo de prueba):</w:t>
+      </w:r>
+    </w:p>
+    <w:p/>
+    <w:p>
+      <w:r>
+        <w:t>- `api/v1/academic-periods`</w:t>
+      </w:r>
+    </w:p>
+    <w:p>
+      <w:r>
+        <w:t>- `api/v1/academic-periods?schoolId=`</w:t>
+      </w:r>
+    </w:p>
+    <w:p>
+      <w:r>
+        <w:t>- `api/v1/access-events/credentials`</w:t>
+      </w:r>
+    </w:p>
+    <w:p>
+      <w:r>
+        <w:t>- `api/v1/access-events/credentials/nfc`</w:t>
+      </w:r>
+    </w:p>
+    <w:p>
+      <w:r>
+        <w:t>- `api/v1/access-events/scan`</w:t>
+      </w:r>
+    </w:p>
+    <w:p>
+      <w:r>
+        <w:t>- `api/v1/activities`</w:t>
+      </w:r>
+    </w:p>
+    <w:p>
+      <w:r>
+        <w:t>- `api/v1/activities/parent/my-children`</w:t>
+      </w:r>
+    </w:p>
+    <w:p>
+      <w:r>
+        <w:t>- `api/v1/attendance/groups`</w:t>
+      </w:r>
+    </w:p>
+    <w:p>
+      <w:r>
+        <w:t>- `api/v1/attendance/register`</w:t>
+      </w:r>
+    </w:p>
+    <w:p>
+      <w:r>
+        <w:t>- `api/v1/attention-notes/parent/my-children`</w:t>
+      </w:r>
+    </w:p>
+    <w:p>
+      <w:r>
+        <w:t>- `api/v1/auth/login`</w:t>
+      </w:r>
+    </w:p>
+    <w:p>
+      <w:r>
+        <w:t>- `api/v1/auth/logout`</w:t>
+      </w:r>
+    </w:p>
+    <w:p>
+      <w:r>
+        <w:t>- `api/v1/auth/refresh`</w:t>
+      </w:r>
+    </w:p>
+    <w:p>
+      <w:r>
+        <w:t>- `api/v1/calendar/non-instructional-days`</w:t>
+      </w:r>
+    </w:p>
+    <w:p>
+      <w:r>
+        <w:t>- `api/v1/circuit-requests`</w:t>
+      </w:r>
+    </w:p>
+    <w:p>
+      <w:r>
+        <w:t>- `api/v1/circuit-requests/parent/active`</w:t>
+      </w:r>
+    </w:p>
+    <w:p>
+      <w:r>
+        <w:t>- `api/v1/circuit-requests/today`</w:t>
+      </w:r>
+    </w:p>
+    <w:p>
+      <w:r>
+        <w:t>- `api/v1/class-attendance/bulk`</w:t>
+      </w:r>
+    </w:p>
+    <w:p>
+      <w:r>
+        <w:t>- `api/v1/class-attendance/student`</w:t>
+      </w:r>
+    </w:p>
+    <w:p>
+      <w:r>
+        <w:t>- `api/v1/dashboard/actionable-kpis`</w:t>
+      </w:r>
+    </w:p>
+    <w:p>
+      <w:r>
+        <w:t>- `api/v1/dashboard/summary`</w:t>
+      </w:r>
+    </w:p>
+    <w:p>
+      <w:r>
+        <w:t>- `api/v1/exports/attendance.xlsx`</w:t>
+      </w:r>
+    </w:p>
+    <w:p>
+      <w:r>
+        <w:t>- `api/v1/exports/bulletin-consolidated.xlsx`</w:t>
+      </w:r>
+    </w:p>
+    <w:p>
+      <w:r>
+        <w:t>- `api/v1/exports/class-attendance.xlsx`</w:t>
+      </w:r>
+    </w:p>
+    <w:p>
+      <w:r>
+        <w:t>- `api/v1/exports/grades.xlsx`</w:t>
+      </w:r>
+    </w:p>
+    <w:p>
+      <w:r>
+        <w:t>- `api/v1/external-visits`</w:t>
+      </w:r>
+    </w:p>
+    <w:p>
+      <w:r>
+        <w:t>- `api/v1/external-visits/me`</w:t>
+      </w:r>
+    </w:p>
+    <w:p>
+      <w:r>
+        <w:t>- `api/v1/health`</w:t>
+      </w:r>
+    </w:p>
+    <w:p>
+      <w:r>
+        <w:t>- `api/v1/meetings`</w:t>
+      </w:r>
+    </w:p>
+    <w:p>
+      <w:r>
+        <w:t>- `api/v1/notices`</w:t>
+      </w:r>
+    </w:p>
+    <w:p>
+      <w:r>
+        <w:t>- `api/v1/notices/critical/read-receipts`</w:t>
+      </w:r>
+    </w:p>
+    <w:p>
+      <w:r>
+        <w:t>- `api/v1/notifications`</w:t>
+      </w:r>
+    </w:p>
+    <w:p>
+      <w:r>
+        <w:t>- `api/v1/notifications/admin-reports`</w:t>
+      </w:r>
+    </w:p>
+    <w:p>
+      <w:r>
+        <w:t>- `api/v1/notifications/admin-reports/mine`</w:t>
+      </w:r>
+    </w:p>
+    <w:p>
+      <w:r>
+        <w:t>- `api/v1/notifications/admin-reports/sla-reminders/run`</w:t>
+      </w:r>
+    </w:p>
+    <w:p>
+      <w:r>
+        <w:t>- `api/v1/notifications/admin-reports/sla-summary`</w:t>
+      </w:r>
+    </w:p>
+    <w:p>
+      <w:r>
+        <w:t>- `api/v1/notifications/me`</w:t>
+      </w:r>
+    </w:p>
+    <w:p>
+      <w:r>
+        <w:t>- `api/v1/payments/concepts`</w:t>
+      </w:r>
+    </w:p>
+    <w:p>
+      <w:r>
+        <w:t>- `api/v1/payments/concepts/ensure-base`</w:t>
+      </w:r>
+    </w:p>
+    <w:p>
+      <w:r>
+        <w:t>- `api/v1/payments/debts`</w:t>
+      </w:r>
+    </w:p>
+    <w:p>
+      <w:r>
+        <w:t>- `api/v1/payments/debts/adjustments`</w:t>
+      </w:r>
+    </w:p>
+    <w:p>
+      <w:r>
+        <w:t>- `api/v1/payments/debts/policies/run`</w:t>
+      </w:r>
+    </w:p>
+    <w:p>
+      <w:r>
+        <w:t>- `api/v1/reports/attendance/classes`</w:t>
+      </w:r>
+    </w:p>
+    <w:p>
+      <w:r>
+        <w:t>- `api/v1/reports/attendance/today`</w:t>
+      </w:r>
+    </w:p>
+    <w:p>
+      <w:r>
+        <w:t>- `api/v1/reports/circuit/today`</w:t>
+      </w:r>
+    </w:p>
+    <w:p>
+      <w:r>
+        <w:t>- `api/v1/reports/payments/pending`</w:t>
+      </w:r>
+    </w:p>
+    <w:p>
+      <w:r>
+        <w:t>- `api/v1/schedules`</w:t>
+      </w:r>
+    </w:p>
+    <w:p>
+      <w:r>
+        <w:t>- `api/v1/schedules/me/teacher`</w:t>
+      </w:r>
+    </w:p>
+    <w:p>
+      <w:r>
+        <w:t>- `api/v1/school/groups`</w:t>
+      </w:r>
+    </w:p>
+    <w:p>
+      <w:r>
+        <w:t>- `api/v1/school/import/groups/xlsx`</w:t>
+      </w:r>
+    </w:p>
+    <w:p>
+      <w:r>
+        <w:t>- `api/v1/school/import/history`</w:t>
+      </w:r>
+    </w:p>
+    <w:p>
+      <w:r>
+        <w:t>- `api/v1/school/import/teacher-assignments/xlsx`</w:t>
+      </w:r>
+    </w:p>
+    <w:p>
+      <w:r>
+        <w:t>- `api/v1/school/import/templates/teacher-assignments.xlsx`</w:t>
+      </w:r>
+    </w:p>
+    <w:p>
+      <w:r>
+        <w:t>- `api/v1/school/parents`</w:t>
+      </w:r>
+    </w:p>
+    <w:p>
+      <w:r>
+        <w:t>- `api/v1/school/students`</w:t>
+      </w:r>
+    </w:p>
+    <w:p>
+      <w:r>
+        <w:t>- `api/v1/school/subjects`</w:t>
+      </w:r>
+    </w:p>
+    <w:p>
+      <w:r>
+        <w:t>- `api/v1/school/teacher-assignments`</w:t>
+      </w:r>
+    </w:p>
+    <w:p>
+      <w:r>
+        <w:t>- `api/v1/school/teachers`</w:t>
+      </w:r>
+    </w:p>
+    <w:p>
+      <w:r>
+        <w:t>- `api/v1/settings/circuit`</w:t>
+      </w:r>
+    </w:p>
+    <w:p>
+      <w:r>
+        <w:t>- `api/v1/settings/institution`</w:t>
       </w:r>
     </w:p>
     <ns0:sectPr xmlns:ns0="http://schemas.openxmlformats.org/wordprocessingml/2006/main" xmlns:ns1="http://schemas.openxmlformats.org/officeDocument/2006/relationships">
